--- a/profile/cv/generated/Saif_ur_Rehman_CV_fueled_senior-full-stack-engineer.docx
+++ b/profile/cv/generated/Saif_ur_Rehman_CV_fueled_senior-full-stack-engineer.docx
@@ -86,7 +86,7 @@
           <w:i w:val="0"/>
           <w:sz w:val="21"/>
         </w:rPr>
-        <w:t>Full Stack Developer with 4+ years building and shipping production web and mobile applications across logistics, marketplace, real-estate and healthcare domains. Strong across the whole stack - React, Next.js and Angular on the front end, Node.js (NestJS/Express) and Python on the back end, with PostgreSQL, MongoDB and Redis behind them, deployed on AWS with Docker and CI/CD. Currently building client platforms for a European software company from Austria.</w:t>
+        <w:t>Full Stack Developer with 4+ years shipping production web and mobile software, currently lead developer on the practice dashboard of a nine-application medical practice-management suite for the German and Austrian market. Comfortable across Angular, React and Next.js on the front end, Node.js and Python behind them, and Flutter on mobile - with the regulated-domain work to go with it: clinical documentation, statutory insurance billing, multi-tenancy and offline-first synchronisation.</w:t>
       </w:r>
     </w:p>
     <w:p>
@@ -121,7 +121,7 @@
         <w:rPr>
           <w:sz w:val="21"/>
         </w:rPr>
-        <w:t>React, Next.js, React Native, Flutter, Angular, Ionic, Redux, Tailwind CSS, PrimeNG, Framer Motion</w:t>
+        <w:t>Angular, React, Next.js, Ionic, React Native, Flutter, TypeScript, RxJS, NgRx Signals, Redux, Tailwind CSS, Angular Material, PrimeNG</w:t>
       </w:r>
     </w:p>
     <w:p>
@@ -140,6 +140,24 @@
           <w:sz w:val="21"/>
         </w:rPr>
         <w:t>TypeScript, JavaScript (ES6+), Python, Dart, SQL, HTML5, CSS3</w:t>
+      </w:r>
+    </w:p>
+    <w:p>
+      <w:pPr>
+        <w:spacing w:after="30"/>
+      </w:pPr>
+      <w:r>
+        <w:rPr>
+          <w:b/>
+          <w:sz w:val="21"/>
+        </w:rPr>
+        <w:t xml:space="preserve">Mobile: </w:t>
+      </w:r>
+      <w:r>
+        <w:rPr>
+          <w:sz w:val="21"/>
+        </w:rPr>
+        <w:t>Flutter, Dart, Riverpod, React Native, Capacitor, iOS, Android</w:t>
       </w:r>
     </w:p>
     <w:p>
@@ -223,6 +241,24 @@
           <w:b/>
           <w:sz w:val="21"/>
         </w:rPr>
+        <w:t xml:space="preserve">Domain: </w:t>
+      </w:r>
+      <w:r>
+        <w:rPr>
+          <w:sz w:val="21"/>
+        </w:rPr>
+        <w:t>Healthcare / practice management, Clinical documentation, Statutory health-insurance billing, Appointment scheduling, Multi-tenant architecture, Offline-first &amp; conflict resolution, GDPR</w:t>
+      </w:r>
+    </w:p>
+    <w:p>
+      <w:pPr>
+        <w:spacing w:after="30"/>
+      </w:pPr>
+      <w:r>
+        <w:rPr>
+          <w:b/>
+          <w:sz w:val="21"/>
+        </w:rPr>
         <w:t xml:space="preserve">Integrations: </w:t>
       </w:r>
       <w:r>
@@ -241,31 +277,13 @@
           <w:b/>
           <w:sz w:val="21"/>
         </w:rPr>
-        <w:t xml:space="preserve">Practices: </w:t>
+        <w:t xml:space="preserve">Practices &amp; Tools: </w:t>
       </w:r>
       <w:r>
         <w:rPr>
           <w:sz w:val="21"/>
         </w:rPr>
-        <w:t>Agile / Scrum, Code review, Unit &amp; integration testing, Git flow, Technical documentation, Client communication</w:t>
-      </w:r>
-    </w:p>
-    <w:p>
-      <w:pPr>
-        <w:spacing w:after="30"/>
-      </w:pPr>
-      <w:r>
-        <w:rPr>
-          <w:b/>
-          <w:sz w:val="21"/>
-        </w:rPr>
-        <w:t xml:space="preserve">Tools: </w:t>
-      </w:r>
-      <w:r>
-        <w:rPr>
-          <w:sz w:val="21"/>
-        </w:rPr>
-        <w:t>Git, GitHub, Bitbucket, Jira, Figma, ESLint, SonarQube, Postman, Android Studio, Xcode</w:t>
+        <w:t>Agile / Scrum, Code review, Playwright end-to-end testing, Unit &amp; integration testing, i18n (DE/EN), Versioned internal libraries, Trunk-based Git, Technical documentation, Client communication, Git, GitHub, Bitbucket, Jira, Figma, ESLint, SonarQube, Postman, Android Studio, Xcode</w:t>
       </w:r>
     </w:p>
     <w:p>
@@ -295,7 +313,7 @@
           <w:i w:val="0"/>
           <w:sz w:val="22"/>
         </w:rPr>
-        <w:t>Full Stack Developer</w:t>
+        <w:t>Full Stack Developer - Lead Frontend, Ludwig Practice Suite</w:t>
       </w:r>
     </w:p>
     <w:p>
@@ -321,7 +339,7 @@
         <w:rPr>
           <w:sz w:val="21"/>
         </w:rPr>
-        <w:t>•  Build and ship production web and mobile applications for European clients, owning features end to end from requirements through deployment.</w:t>
+        <w:t>•  Lead developer on the practice dashboard of Ludwig, a medical practice-management suite for physiotherapy and doctors' practices in Germany and Austria - 1,140 of 1,553 commits over 14 months on a 14-contributor, nine-application product.</w:t>
       </w:r>
     </w:p>
     <w:p>
@@ -333,7 +351,7 @@
         <w:rPr>
           <w:sz w:val="21"/>
         </w:rPr>
-        <w:t>•  Develop and deploy backend services and REST APIs in Node.js and NestJS, containerised with Docker and released through CI/CD pipelines.</w:t>
+        <w:t>•  Built clinical documentation to the conventions Austrian and German practices are legally obliged to keep - patient history, diagnosis, examination findings and therapy progress - with an anatomical body chart stored as structured data so a chart drawn in the Flutter app opens in the Angular dashboard.</w:t>
       </w:r>
     </w:p>
     <w:p>
@@ -345,7 +363,7 @@
         <w:rPr>
           <w:sz w:val="21"/>
         </w:rPr>
-        <w:t>•  Integrate third-party platforms and payment providers, and design the data models and API contracts that front-end and mobile clients consume.</w:t>
+        <w:t>•  Delivered statutory health-insurance invoicing: tariff-priced position lines, gap-free per-company invoice number ranges, customer-supplied layouts rebuilt as a data-driven template library, and PDF export with SEPA payment QR codes.</w:t>
       </w:r>
     </w:p>
     <w:p>
@@ -357,7 +375,31 @@
         <w:rPr>
           <w:sz w:val="21"/>
         </w:rPr>
-        <w:t>•  Work in an Agile team with code review, technical documentation and direct client communication on requirements and delivery.</w:t>
+        <w:t>•  Implemented multi-tenancy on two axes - one deployment serving many practices, and practice groups partitioning patients, invoicing, number ranges and outbound mail across sub-companies.</w:t>
+      </w:r>
+    </w:p>
+    <w:p>
+      <w:pPr>
+        <w:spacing w:after="30"/>
+        <w:ind w:left="317" w:hanging="202"/>
+      </w:pPr>
+      <w:r>
+        <w:rPr>
+          <w:sz w:val="21"/>
+        </w:rPr>
+        <w:t>•  Built offline-first practice work with two-way synchronisation and a conflict-review screen, so practitioners keep working in the field without overwriting colleagues' changes.</w:t>
+      </w:r>
+    </w:p>
+    <w:p>
+      <w:pPr>
+        <w:spacing w:after="30"/>
+        <w:ind w:left="317" w:hanging="202"/>
+      </w:pPr>
+      <w:r>
+        <w:rPr>
+          <w:sz w:val="21"/>
+        </w:rPr>
+        <w:t>•  Shipped a configuration-driven patient booking wizard in Next.js 16 and React 19 - per-practice theming, one-time-code email login, appointment and course booking with waiting lists, embeddable in a practice's own website.</w:t>
       </w:r>
     </w:p>
     <w:p>
@@ -371,7 +413,7 @@
           <w:color w:val="444444"/>
           <w:sz w:val="19"/>
         </w:rPr>
-        <w:t>Stack: React, Next.js, React Native, Node.js, NestJS, TypeScript, PostgreSQL, MongoDB, Docker, AWS</w:t>
+        <w:t>Stack: Angular 19, Ionic 8, TypeScript, Next.js 16, React 19, Flutter, Dart, Riverpod, RxJS, NgRx Signals, Tailwind CSS, Playwright</w:t>
       </w:r>
     </w:p>
     <w:p>
@@ -511,19 +553,7 @@
         <w:rPr>
           <w:sz w:val="21"/>
         </w:rPr>
-        <w:t>•  Built responsive user interfaces and integrated payment and geolocation APIs into client web applications.</w:t>
-      </w:r>
-    </w:p>
-    <w:p>
-      <w:pPr>
-        <w:spacing w:after="30"/>
-        <w:ind w:left="317" w:hanging="202"/>
-      </w:pPr>
-      <w:r>
-        <w:rPr>
-          <w:sz w:val="21"/>
-        </w:rPr>
-        <w:t>•  Supported backend development and manual testing across the release cycle.</w:t>
+        <w:t>•  Built responsive interfaces and integrated payment and geolocation APIs into client web applications, with backend support and manual testing.</w:t>
       </w:r>
     </w:p>
     <w:p>
@@ -555,6 +585,96 @@
           <w:sz w:val="22"/>
         </w:rPr>
         <w:t>SELECTED PROJECTS</w:t>
+      </w:r>
+    </w:p>
+    <w:p>
+      <w:pPr>
+        <w:spacing w:before="100" w:after="0"/>
+      </w:pPr>
+      <w:r>
+        <w:rPr>
+          <w:b/>
+          <w:i w:val="0"/>
+          <w:sz w:val="21"/>
+        </w:rPr>
+        <w:t>Ludwig Practice Suite - Medical Practice Software (Germany / Austria)</w:t>
+      </w:r>
+    </w:p>
+    <w:p>
+      <w:pPr>
+        <w:spacing w:before="0" w:after="40"/>
+      </w:pPr>
+      <w:r>
+        <w:rPr>
+          <w:b w:val="0"/>
+          <w:i/>
+          <w:color w:val="444444"/>
+          <w:sz w:val="19"/>
+        </w:rPr>
+        <w:t>Angular, Ionic, TypeScript, Next.js, React, Flutter, Dart, Riverpod, RxJS, Tailwind CSS, Playwright, PDF generation</w:t>
+      </w:r>
+    </w:p>
+    <w:p>
+      <w:pPr>
+        <w:spacing w:after="30"/>
+        <w:ind w:left="317" w:hanging="202"/>
+      </w:pPr>
+      <w:r>
+        <w:rPr>
+          <w:sz w:val="21"/>
+        </w:rPr>
+        <w:t>•  Lead contributor to the practice dashboard - calendar, patients, clinical documentation, invoicing, courses, insurance tariffs and staff across roughly 40 feature areas in Angular 19 and Ionic 8.</w:t>
+      </w:r>
+    </w:p>
+    <w:p>
+      <w:pPr>
+        <w:spacing w:after="30"/>
+        <w:ind w:left="317" w:hanging="202"/>
+      </w:pPr>
+      <w:r>
+        <w:rPr>
+          <w:sz w:val="21"/>
+        </w:rPr>
+        <w:t>•  Built appointment scheduling against real constraints: recurring series, practitioner and room resources, absences, waiting lists, free-slot computation and overlapping-appointment layout, with per-week incremental loading.</w:t>
+      </w:r>
+    </w:p>
+    <w:p>
+      <w:pPr>
+        <w:spacing w:before="100" w:after="0"/>
+      </w:pPr>
+      <w:r>
+        <w:rPr>
+          <w:b/>
+          <w:i w:val="0"/>
+          <w:sz w:val="21"/>
+        </w:rPr>
+        <w:t>Meine Termine - White-label Appointment Booking</w:t>
+      </w:r>
+    </w:p>
+    <w:p>
+      <w:pPr>
+        <w:spacing w:before="0" w:after="40"/>
+      </w:pPr>
+      <w:r>
+        <w:rPr>
+          <w:b w:val="0"/>
+          <w:i/>
+          <w:color w:val="444444"/>
+          <w:sz w:val="19"/>
+        </w:rPr>
+        <w:t>Next.js, React, TypeScript, Multi-tenant</w:t>
+      </w:r>
+    </w:p>
+    <w:p>
+      <w:pPr>
+        <w:spacing w:after="30"/>
+        <w:ind w:left="317" w:hanging="202"/>
+      </w:pPr>
+      <w:r>
+        <w:rPr>
+          <w:sz w:val="21"/>
+        </w:rPr>
+        <w:t>•  Top contributor with 116 of 281 commits, building the per-tenant booking flows that the Ludwig patient wizard was later built on.</w:t>
       </w:r>
     </w:p>
     <w:p>
@@ -606,159 +726,6 @@
           <w:sz w:val="21"/>
         </w:rPr>
         <w:t>•  Implemented attendance, leave-request and overtime tracking with automated reporting, replacing manual record-keeping.</w:t>
-      </w:r>
-    </w:p>
-    <w:p>
-      <w:pPr>
-        <w:spacing w:before="100" w:after="0"/>
-      </w:pPr>
-      <w:r>
-        <w:rPr>
-          <w:b/>
-          <w:i w:val="0"/>
-          <w:sz w:val="21"/>
-        </w:rPr>
-        <w:t>SandSeekers - Dubai Real Estate Platform</w:t>
-      </w:r>
-    </w:p>
-    <w:p>
-      <w:pPr>
-        <w:spacing w:before="0" w:after="40"/>
-      </w:pPr>
-      <w:r>
-        <w:rPr>
-          <w:b w:val="0"/>
-          <w:i/>
-          <w:color w:val="444444"/>
-          <w:sz w:val="19"/>
-        </w:rPr>
-        <w:t>Next.js, Node.js, MongoDB, Data Integrations</w:t>
-      </w:r>
-    </w:p>
-    <w:p>
-      <w:pPr>
-        <w:spacing w:after="30"/>
-        <w:ind w:left="317" w:hanging="202"/>
-      </w:pPr>
-      <w:r>
-        <w:rPr>
-          <w:sz w:val="21"/>
-        </w:rPr>
-        <w:t>•  Led end-to-end delivery of a residential and commercial property platform, owning architecture, the development team and client communication.</w:t>
-      </w:r>
-    </w:p>
-    <w:p>
-      <w:pPr>
-        <w:spacing w:after="30"/>
-        <w:ind w:left="317" w:hanging="202"/>
-      </w:pPr>
-      <w:r>
-        <w:rPr>
-          <w:sz w:val="21"/>
-        </w:rPr>
-        <w:t>•  Built a custom CRM for listings, leads and property-demo bookings.</w:t>
-      </w:r>
-    </w:p>
-    <w:p>
-      <w:pPr>
-        <w:spacing w:before="100" w:after="0"/>
-      </w:pPr>
-      <w:r>
-        <w:rPr>
-          <w:b/>
-          <w:i w:val="0"/>
-          <w:sz w:val="21"/>
-        </w:rPr>
-        <w:t>99DPF - Service Booking Platform (Web + Mobile)</w:t>
-      </w:r>
-    </w:p>
-    <w:p>
-      <w:pPr>
-        <w:spacing w:before="0" w:after="40"/>
-      </w:pPr>
-      <w:r>
-        <w:rPr>
-          <w:b w:val="0"/>
-          <w:i/>
-          <w:color w:val="444444"/>
-          <w:sz w:val="19"/>
-        </w:rPr>
-        <w:t>React, React Native, Node.js, MongoDB, Socket.IO, Push Notifications</w:t>
-      </w:r>
-    </w:p>
-    <w:p>
-      <w:pPr>
-        <w:spacing w:after="30"/>
-        <w:ind w:left="317" w:hanging="202"/>
-      </w:pPr>
-      <w:r>
-        <w:rPr>
-          <w:sz w:val="21"/>
-        </w:rPr>
-        <w:t>•  Shipped a React Native mobile app alongside the React web client from one shared Node.js API.</w:t>
-      </w:r>
-    </w:p>
-    <w:p>
-      <w:pPr>
-        <w:spacing w:after="30"/>
-        <w:ind w:left="317" w:hanging="202"/>
-      </w:pPr>
-      <w:r>
-        <w:rPr>
-          <w:sz w:val="21"/>
-        </w:rPr>
-        <w:t>•  Built real-time chat, push notifications, image upload and live order-status updates for both customers and service partners.</w:t>
-      </w:r>
-    </w:p>
-    <w:p>
-      <w:pPr>
-        <w:spacing w:before="100" w:after="0"/>
-      </w:pPr>
-      <w:r>
-        <w:rPr>
-          <w:b/>
-          <w:i w:val="0"/>
-          <w:sz w:val="21"/>
-        </w:rPr>
-        <w:t>Atomix Logistics - 3PL Fulfilment Platform</w:t>
-      </w:r>
-    </w:p>
-    <w:p>
-      <w:pPr>
-        <w:spacing w:before="0" w:after="40"/>
-      </w:pPr>
-      <w:r>
-        <w:rPr>
-          <w:b w:val="0"/>
-          <w:i/>
-          <w:color w:val="444444"/>
-          <w:sz w:val="19"/>
-        </w:rPr>
-        <w:t>atomixlogistics.com  |  React, Angular, NestJS, Node.js, MariaDB, Redis, Stripe, AWS, Shopify, Amazon, WooCommerce</w:t>
-      </w:r>
-    </w:p>
-    <w:p>
-      <w:pPr>
-        <w:spacing w:after="30"/>
-        <w:ind w:left="317" w:hanging="202"/>
-      </w:pPr>
-      <w:r>
-        <w:rPr>
-          <w:sz w:val="21"/>
-        </w:rPr>
-        <w:t>•  Built order-fulfilment and inventory features on a 3PL platform handling real-time order tracking, custom packaging and nationwide two-day delivery.</w:t>
-      </w:r>
-    </w:p>
-    <w:p>
-      <w:pPr>
-        <w:spacing w:after="30"/>
-        <w:ind w:left="317" w:hanging="202"/>
-      </w:pPr>
-      <w:r>
-        <w:rPr>
-          <w:sz w:val="21"/>
-        </w:rPr>
-        <w:t>•  Integrated Shopify, Amazon FBA/FBM and WooCommerce so merchant orders flow into fulfilment automatically instead of being keyed in by hand.</w:t>
       </w:r>
     </w:p>
     <w:p>

--- a/profile/cv/generated/Saif_ur_Rehman_CV_fueled_senior-full-stack-engineer.docx
+++ b/profile/cv/generated/Saif_ur_Rehman_CV_fueled_senior-full-stack-engineer.docx
@@ -79,6 +79,7 @@
     <w:p>
       <w:pPr>
         <w:spacing w:before="0" w:after="40"/>
+        <w:jc w:val="both"/>
       </w:pPr>
       <w:r>
         <w:rPr>
@@ -86,7 +87,7 @@
           <w:i w:val="0"/>
           <w:sz w:val="21"/>
         </w:rPr>
-        <w:t>Full Stack Developer with 4+ years shipping production web and mobile software, currently lead developer on the practice dashboard of a nine-application medical practice-management suite for the German and Austrian market. Comfortable across Angular, React and Next.js on the front end, Node.js and Python behind them, and Flutter on mobile - with the regulated-domain work to go with it: clinical documentation, statutory insurance billing, multi-tenancy and offline-first synchronisation.</w:t>
+        <w:t>Lead Full Stack Developer with 4+ years of experience building and delivering production web and mobile applications. Experienced in owning products from architecture and UI design through development, deployment, and ongoing improvement. Currently leading development of a healthcare practice-management and patient-booking platform used by 20+ therapists and more than 10,000 patients across Germany and Austria. Strong background in Angular, React, Next.js, Node.js, TypeScript, real-time systems, healthcare workflows, cloud infrastructure, and team leadership.</w:t>
       </w:r>
     </w:p>
     <w:p>
@@ -109,6 +110,7 @@
     <w:p>
       <w:pPr>
         <w:spacing w:after="30"/>
+        <w:jc w:val="both"/>
       </w:pPr>
       <w:r>
         <w:rPr>
@@ -121,30 +123,13 @@
         <w:rPr>
           <w:sz w:val="21"/>
         </w:rPr>
-        <w:t>Angular, React, Next.js, Ionic, React Native, Flutter, TypeScript, RxJS, NgRx Signals, Redux, Tailwind CSS, Angular Material, PrimeNG</w:t>
+        <w:t>Angular, React, Next.js, Ionic, RxJS, NgRx, Redux, Tailwind CSS, Angular Material, PrimeNG</w:t>
       </w:r>
     </w:p>
     <w:p>
       <w:pPr>
         <w:spacing w:after="30"/>
-      </w:pPr>
-      <w:r>
-        <w:rPr>
-          <w:b/>
-          <w:sz w:val="21"/>
-        </w:rPr>
-        <w:t xml:space="preserve">Languages: </w:t>
-      </w:r>
-      <w:r>
-        <w:rPr>
-          <w:sz w:val="21"/>
-        </w:rPr>
-        <w:t>TypeScript, JavaScript (ES6+), Python, Dart, SQL, HTML5, CSS3</w:t>
-      </w:r>
-    </w:p>
-    <w:p>
-      <w:pPr>
-        <w:spacing w:after="30"/>
+        <w:jc w:val="both"/>
       </w:pPr>
       <w:r>
         <w:rPr>
@@ -157,12 +142,32 @@
         <w:rPr>
           <w:sz w:val="21"/>
         </w:rPr>
-        <w:t>Flutter, Dart, Riverpod, React Native, Capacitor, iOS, Android</w:t>
+        <w:t>Ionic, React Native, Flutter</w:t>
       </w:r>
     </w:p>
     <w:p>
       <w:pPr>
         <w:spacing w:after="30"/>
+        <w:jc w:val="both"/>
+      </w:pPr>
+      <w:r>
+        <w:rPr>
+          <w:b/>
+          <w:sz w:val="21"/>
+        </w:rPr>
+        <w:t xml:space="preserve">Programming Languages: </w:t>
+      </w:r>
+      <w:r>
+        <w:rPr>
+          <w:sz w:val="21"/>
+        </w:rPr>
+        <w:t>TypeScript, JavaScript, Python, SQL, HTML5, CSS3</w:t>
+      </w:r>
+    </w:p>
+    <w:p>
+      <w:pPr>
+        <w:spacing w:after="30"/>
+        <w:jc w:val="both"/>
       </w:pPr>
       <w:r>
         <w:rPr>
@@ -175,48 +180,32 @@
         <w:rPr>
           <w:sz w:val="21"/>
         </w:rPr>
-        <w:t>Node.js, NestJS, Express.js, FastAPI, REST APIs, WebSockets / Socket.IO, Firebase Functions, Microservices</w:t>
+        <w:t>Node.js, NestJS, Express.js, FastAPI, REST APIs, WebSockets, Socket.IO, Firebase Functions, Microservices</w:t>
       </w:r>
     </w:p>
     <w:p>
       <w:pPr>
         <w:spacing w:after="30"/>
+        <w:jc w:val="both"/>
       </w:pPr>
       <w:r>
         <w:rPr>
           <w:b/>
           <w:sz w:val="21"/>
         </w:rPr>
-        <w:t xml:space="preserve">Cloud &amp; DevOps: </w:t>
+        <w:t xml:space="preserve">Cloud and DevOps: </w:t>
       </w:r>
       <w:r>
         <w:rPr>
           <w:sz w:val="21"/>
         </w:rPr>
-        <w:t>AWS (EC2, S3, Lambda, SNS), Docker, CI/CD, GitHub Actions, Vercel, Nginx</w:t>
+        <w:t>AWS EC2, AWS S3, AWS Lambda, AWS SNS, Docker, Nginx, GitHub Actions, CI/CD, Vercel</w:t>
       </w:r>
     </w:p>
     <w:p>
       <w:pPr>
         <w:spacing w:after="30"/>
-      </w:pPr>
-      <w:r>
-        <w:rPr>
-          <w:b/>
-          <w:sz w:val="21"/>
-        </w:rPr>
-        <w:t xml:space="preserve">Data: </w:t>
-      </w:r>
-      <w:r>
-        <w:rPr>
-          <w:sz w:val="21"/>
-        </w:rPr>
-        <w:t>Python web scraping, Scrapy / BeautifulSoup / Playwright, ETL pipelines, Data normalisation</w:t>
-      </w:r>
-    </w:p>
-    <w:p>
-      <w:pPr>
-        <w:spacing w:after="30"/>
+        <w:jc w:val="both"/>
       </w:pPr>
       <w:r>
         <w:rPr>
@@ -229,61 +218,26 @@
         <w:rPr>
           <w:sz w:val="21"/>
         </w:rPr>
-        <w:t>PostgreSQL, MongoDB, MySQL, MariaDB, Redis, Firebase Firestore, TypeORM, Prisma, Sequelize, Mongoose</w:t>
+        <w:t>PostgreSQL, MongoDB, MySQL, MariaDB, Redis, Firestore, TypeORM, Prisma, Sequelize, Mongoose</w:t>
       </w:r>
     </w:p>
     <w:p>
       <w:pPr>
         <w:spacing w:after="30"/>
+        <w:jc w:val="both"/>
       </w:pPr>
       <w:r>
         <w:rPr>
           <w:b/>
           <w:sz w:val="21"/>
         </w:rPr>
-        <w:t xml:space="preserve">Domain: </w:t>
+        <w:t xml:space="preserve">Integrations and Testing: </w:t>
       </w:r>
       <w:r>
         <w:rPr>
           <w:sz w:val="21"/>
         </w:rPr>
-        <w:t>Healthcare / practice management, Clinical documentation, Statutory health-insurance billing, Appointment scheduling, Multi-tenant architecture, Offline-first &amp; conflict resolution, GDPR</w:t>
-      </w:r>
-    </w:p>
-    <w:p>
-      <w:pPr>
-        <w:spacing w:after="30"/>
-      </w:pPr>
-      <w:r>
-        <w:rPr>
-          <w:b/>
-          <w:sz w:val="21"/>
-        </w:rPr>
-        <w:t xml:space="preserve">Integrations: </w:t>
-      </w:r>
-      <w:r>
-        <w:rPr>
-          <w:sz w:val="21"/>
-        </w:rPr>
-        <w:t>Stripe, Shopify, Amazon FBA/FBM, WooCommerce, Twilio, Firebase Cloud Messaging, OAuth 2.0, Payment Gateways</w:t>
-      </w:r>
-    </w:p>
-    <w:p>
-      <w:pPr>
-        <w:spacing w:after="30"/>
-      </w:pPr>
-      <w:r>
-        <w:rPr>
-          <w:b/>
-          <w:sz w:val="21"/>
-        </w:rPr>
-        <w:t xml:space="preserve">Practices &amp; Tools: </w:t>
-      </w:r>
-      <w:r>
-        <w:rPr>
-          <w:sz w:val="21"/>
-        </w:rPr>
-        <w:t>Agile / Scrum, Code review, Playwright end-to-end testing, Unit &amp; integration testing, i18n (DE/EN), Versioned internal libraries, Trunk-based Git, Technical documentation, Client communication, Git, GitHub, Bitbucket, Jira, Figma, ESLint, SonarQube, Postman, Android Studio, Xcode</w:t>
+        <w:t>Stripe, Twilio, Firebase Cloud Messaging, OAuth, third-party APIs, Playwright, Git, GitHub</w:t>
       </w:r>
     </w:p>
     <w:p>
@@ -313,7 +267,7 @@
           <w:i w:val="0"/>
           <w:sz w:val="22"/>
         </w:rPr>
-        <w:t>Full Stack Developer - Lead Frontend, Ludwig Practice Suite</w:t>
+        <w:t>Lead Full Stack Developer</w:t>
       </w:r>
     </w:p>
     <w:p>
@@ -327,79 +281,111 @@
           <w:color w:val="444444"/>
           <w:sz w:val="20"/>
         </w:rPr>
-        <w:t>TMN Development KG - Austria  |  Mar 2025 - Present</w:t>
+        <w:t>TMN Development KG - Innsbruck, Austria  |  Mar 2025 - Present</w:t>
       </w:r>
     </w:p>
     <w:p>
       <w:pPr>
         <w:spacing w:after="30"/>
         <w:ind w:left="317" w:hanging="202"/>
+        <w:jc w:val="both"/>
       </w:pPr>
       <w:r>
         <w:rPr>
           <w:sz w:val="21"/>
         </w:rPr>
-        <w:t>•  Lead developer on the practice dashboard of Ludwig, a medical practice-management suite for physiotherapy and doctors' practices in Germany and Austria - 1,140 of 1,553 commits over 14 months on a 14-contributor, nine-application product.</w:t>
+        <w:t>•  Lead the development of Ludwig, a production healthcare practice-management and patient-booking platform used by 20+ therapists and more than 10,000 patients across Germany and Austria.</w:t>
       </w:r>
     </w:p>
     <w:p>
       <w:pPr>
         <w:spacing w:after="30"/>
         <w:ind w:left="317" w:hanging="202"/>
+        <w:jc w:val="both"/>
       </w:pPr>
       <w:r>
         <w:rPr>
           <w:sz w:val="21"/>
         </w:rPr>
-        <w:t>•  Built clinical documentation to the conventions Austrian and German practices are legally obliged to keep - patient history, diagnosis, examination findings and therapy progress - with an anatomical body chart stored as structured data so a chart drawn in the Flutter app opens in the Angular dashboard.</w:t>
+        <w:t>•  Built Ludwig largely from scratch, owning product architecture, UI design, frontend development, backend integration, testing, deployment, and ongoing improvements.</w:t>
       </w:r>
     </w:p>
     <w:p>
       <w:pPr>
         <w:spacing w:after="30"/>
         <w:ind w:left="317" w:hanging="202"/>
+        <w:jc w:val="both"/>
       </w:pPr>
       <w:r>
         <w:rPr>
           <w:sz w:val="21"/>
         </w:rPr>
-        <w:t>•  Delivered statutory health-insurance invoicing: tariff-priced position lines, gap-free per-company invoice number ranges, customer-supplied layouts rebuilt as a data-driven template library, and PDF export with SEPA payment QR codes.</w:t>
+        <w:t>•  Work directly with the CEO to translate business requirements into scalable technical solutions and user-friendly healthcare workflows.</w:t>
       </w:r>
     </w:p>
     <w:p>
       <w:pPr>
         <w:spacing w:after="30"/>
         <w:ind w:left="317" w:hanging="202"/>
+        <w:jc w:val="both"/>
       </w:pPr>
       <w:r>
         <w:rPr>
           <w:sz w:val="21"/>
         </w:rPr>
-        <w:t>•  Implemented multi-tenancy on two axes - one deployment serving many practices, and practice groups partitioning patients, invoicing, number ranges and outbound mail across sub-companies.</w:t>
+        <w:t>•  Developed clinical documentation, patient management, appointment scheduling, recurring bookings, resource management, therapist absences, waiting lists, available time slots, and statutory health insurance invoicing.</w:t>
       </w:r>
     </w:p>
     <w:p>
       <w:pPr>
         <w:spacing w:after="30"/>
         <w:ind w:left="317" w:hanging="202"/>
+        <w:jc w:val="both"/>
       </w:pPr>
       <w:r>
         <w:rPr>
           <w:sz w:val="21"/>
         </w:rPr>
-        <w:t>•  Built offline-first practice work with two-way synchronisation and a conflict-review screen, so practitioners keep working in the field without overwriting colleagues' changes.</w:t>
+        <w:t>•  Implemented multi-tenant architecture and offline-first synchronization with conflict handling to support reliable usage across practices and environments.</w:t>
       </w:r>
     </w:p>
     <w:p>
       <w:pPr>
         <w:spacing w:after="30"/>
         <w:ind w:left="317" w:hanging="202"/>
+        <w:jc w:val="both"/>
       </w:pPr>
       <w:r>
         <w:rPr>
           <w:sz w:val="21"/>
         </w:rPr>
-        <w:t>•  Shipped a configuration-driven patient booking wizard in Next.js 16 and React 19 - per-practice theming, one-time-code email login, appointment and course booking with waiting lists, embeddable in a practice's own website.</w:t>
+        <w:t>•  Develop responsive web and mobile experiences using Angular, Ionic, TypeScript, Next.js, React, and Flutter.</w:t>
+      </w:r>
+    </w:p>
+    <w:p>
+      <w:pPr>
+        <w:spacing w:after="30"/>
+        <w:ind w:left="317" w:hanging="202"/>
+        <w:jc w:val="both"/>
+      </w:pPr>
+      <w:r>
+        <w:rPr>
+          <w:sz w:val="21"/>
+        </w:rPr>
+        <w:t>•  Guide a team of 3-4 engineers across additional products through technical direction, code reviews, implementation support, and delivery guidance.</w:t>
+      </w:r>
+    </w:p>
+    <w:p>
+      <w:pPr>
+        <w:spacing w:after="30"/>
+        <w:ind w:left="317" w:hanging="202"/>
+        <w:jc w:val="both"/>
+      </w:pPr>
+      <w:r>
+        <w:rPr>
+          <w:sz w:val="21"/>
+        </w:rPr>
+        <w:t>•  Contributed to additional products including a business connector, business-card management platform, and regional public registry platform for recently deceased persons.</w:t>
       </w:r>
     </w:p>
     <w:p>
@@ -413,7 +399,7 @@
           <w:color w:val="444444"/>
           <w:sz w:val="19"/>
         </w:rPr>
-        <w:t>Stack: Angular 19, Ionic 8, TypeScript, Next.js 16, React 19, Flutter, Dart, Riverpod, RxJS, NgRx Signals, Tailwind CSS, Playwright</w:t>
+        <w:t>Stack: Angular 19, Ionic 8, TypeScript, Next.js 16, React 19, Flutter, RxJS, NgRx Signals, Tailwind CSS, Playwright, PDF workflows</w:t>
       </w:r>
     </w:p>
     <w:p>
@@ -426,7 +412,7 @@
           <w:i w:val="0"/>
           <w:sz w:val="22"/>
         </w:rPr>
-        <w:t>Full Stack Developer</w:t>
+        <w:t>Full Stack Developer | Team Lead</w:t>
       </w:r>
     </w:p>
     <w:p>
@@ -447,60 +433,78 @@
       <w:pPr>
         <w:spacing w:after="30"/>
         <w:ind w:left="317" w:hanging="202"/>
+        <w:jc w:val="both"/>
       </w:pPr>
       <w:r>
         <w:rPr>
           <w:sz w:val="21"/>
         </w:rPr>
-        <w:t>•  Led development on multiple client platforms - logistics, marketplace, real-estate and field-service products - from architecture through release.</w:t>
+        <w:t>•  Led a team of 5-10 developers delivering full stack web and mobile applications for logistics, marketplaces, real estate, and field-service businesses.</w:t>
       </w:r>
     </w:p>
     <w:p>
       <w:pPr>
         <w:spacing w:after="30"/>
         <w:ind w:left="317" w:hanging="202"/>
+        <w:jc w:val="both"/>
       </w:pPr>
       <w:r>
         <w:rPr>
           <w:sz w:val="21"/>
         </w:rPr>
-        <w:t>•  Built real-time features including chat, group messaging, push notifications and live order tracking across web and mobile clients.</w:t>
+        <w:t>•  Designed and developed scalable frontend and backend systems using React, Angular, Next.js, Node.js, NestJS, and React Native.</w:t>
       </w:r>
     </w:p>
     <w:p>
       <w:pPr>
         <w:spacing w:after="30"/>
         <w:ind w:left="317" w:hanging="202"/>
+        <w:jc w:val="both"/>
       </w:pPr>
       <w:r>
         <w:rPr>
           <w:sz w:val="21"/>
         </w:rPr>
-        <w:t>•  Designed and integrated REST APIs against MongoDB, MariaDB and Redis, and tuned queries and caching to keep dashboards responsive at scale.</w:t>
+        <w:t>•  Built real-time communication features including chat, group messaging, push notifications, live order tracking, and operational status updates.</w:t>
       </w:r>
     </w:p>
     <w:p>
       <w:pPr>
         <w:spacing w:after="30"/>
         <w:ind w:left="317" w:hanging="202"/>
+        <w:jc w:val="both"/>
       </w:pPr>
       <w:r>
         <w:rPr>
           <w:sz w:val="21"/>
         </w:rPr>
-        <w:t>•  Integrated e-commerce and payment platforms including Shopify, Amazon, WooCommerce and Stripe to automate order and fulfilment flows.</w:t>
+        <w:t>•  Developed REST APIs and backend services using MongoDB, MariaDB, Redis, Firebase, and Node.js.</w:t>
       </w:r>
     </w:p>
     <w:p>
       <w:pPr>
         <w:spacing w:after="30"/>
         <w:ind w:left="317" w:hanging="202"/>
+        <w:jc w:val="both"/>
       </w:pPr>
       <w:r>
         <w:rPr>
           <w:sz w:val="21"/>
         </w:rPr>
-        <w:t>•  Mentored junior developers, ran code reviews, and handled direct client requirement-gathering and delivery planning.</w:t>
+        <w:t>•  Integrated payment gateways, third-party services, cloud infrastructure, and notification systems into client-facing platforms.</w:t>
+      </w:r>
+    </w:p>
+    <w:p>
+      <w:pPr>
+        <w:spacing w:after="30"/>
+        <w:ind w:left="317" w:hanging="202"/>
+        <w:jc w:val="both"/>
+      </w:pPr>
+      <w:r>
+        <w:rPr>
+          <w:sz w:val="21"/>
+        </w:rPr>
+        <w:t>•  Conducted code reviews, mentored junior developers, clarified client requirements, and supported delivery planning and technical decision-making.</w:t>
       </w:r>
     </w:p>
     <w:p>
@@ -514,60 +518,7 @@
           <w:color w:val="444444"/>
           <w:sz w:val="19"/>
         </w:rPr>
-        <w:t>Stack: React, Angular, Next.js, React Native, Node.js, NestJS, MongoDB, MariaDB, Redis, Firebase, AWS, Docker</w:t>
-      </w:r>
-    </w:p>
-    <w:p>
-      <w:pPr>
-        <w:spacing w:before="120" w:after="0"/>
-      </w:pPr>
-      <w:r>
-        <w:rPr>
-          <w:b/>
-          <w:i w:val="0"/>
-          <w:sz w:val="22"/>
-        </w:rPr>
-        <w:t>Web Developer Intern</w:t>
-      </w:r>
-    </w:p>
-    <w:p>
-      <w:pPr>
-        <w:spacing w:before="0" w:after="40"/>
-      </w:pPr>
-      <w:r>
-        <w:rPr>
-          <w:b w:val="0"/>
-          <w:i/>
-          <w:color w:val="444444"/>
-          <w:sz w:val="20"/>
-        </w:rPr>
-        <w:t>Innovage.io - Pakistan  |  Apr 2022 - Aug 2022</w:t>
-      </w:r>
-    </w:p>
-    <w:p>
-      <w:pPr>
-        <w:spacing w:after="30"/>
-        <w:ind w:left="317" w:hanging="202"/>
-      </w:pPr>
-      <w:r>
-        <w:rPr>
-          <w:sz w:val="21"/>
-        </w:rPr>
-        <w:t>•  Built responsive interfaces and integrated payment and geolocation APIs into client web applications, with backend support and manual testing.</w:t>
-      </w:r>
-    </w:p>
-    <w:p>
-      <w:pPr>
-        <w:spacing w:before="20" w:after="20"/>
-      </w:pPr>
-      <w:r>
-        <w:rPr>
-          <w:b w:val="0"/>
-          <w:i/>
-          <w:color w:val="444444"/>
-          <w:sz w:val="19"/>
-        </w:rPr>
-        <w:t>Stack: React, JavaScript, Node.js, REST APIs</w:t>
+        <w:t>Stack: React, Angular, Next.js, React Native, Node.js, NestJS, MongoDB, MariaDB, Redis, Firebase, AWS, Docker, REST APIs</w:t>
       </w:r>
     </w:p>
     <w:p>
@@ -597,7 +548,7 @@
           <w:i w:val="0"/>
           <w:sz w:val="21"/>
         </w:rPr>
-        <w:t>Ludwig Practice Suite - Medical Practice Software (Germany / Austria)</w:t>
+        <w:t>Ludwig Practice Suite - Healthcare Practice Management and Patient Booking Platform</w:t>
       </w:r>
     </w:p>
     <w:p>
@@ -611,70 +562,33 @@
           <w:color w:val="444444"/>
           <w:sz w:val="19"/>
         </w:rPr>
-        <w:t>Angular, Ionic, TypeScript, Next.js, React, Flutter, Dart, Riverpod, RxJS, Tailwind CSS, Playwright, PDF generation</w:t>
+        <w:t>Angular, Ionic, TypeScript, Next.js, React, Flutter, RxJS, Tailwind CSS, Playwright, PDF generation</w:t>
       </w:r>
     </w:p>
     <w:p>
       <w:pPr>
         <w:spacing w:after="30"/>
         <w:ind w:left="317" w:hanging="202"/>
+        <w:jc w:val="both"/>
       </w:pPr>
       <w:r>
         <w:rPr>
           <w:sz w:val="21"/>
         </w:rPr>
-        <w:t>•  Lead contributor to the practice dashboard - calendar, patients, clinical documentation, invoicing, courses, insurance tariffs and staff across roughly 40 feature areas in Angular 19 and Ionic 8.</w:t>
+        <w:t>•  Developed patient management, clinical documentation, appointment scheduling, recurring bookings, therapist availability, waiting lists, resource management, and statutory insurance invoicing.</w:t>
       </w:r>
     </w:p>
     <w:p>
       <w:pPr>
         <w:spacing w:after="30"/>
         <w:ind w:left="317" w:hanging="202"/>
+        <w:jc w:val="both"/>
       </w:pPr>
       <w:r>
         <w:rPr>
           <w:sz w:val="21"/>
         </w:rPr>
-        <w:t>•  Built appointment scheduling against real constraints: recurring series, practitioner and room resources, absences, waiting lists, free-slot computation and overlapping-appointment layout, with per-week incremental loading.</w:t>
-      </w:r>
-    </w:p>
-    <w:p>
-      <w:pPr>
-        <w:spacing w:before="100" w:after="0"/>
-      </w:pPr>
-      <w:r>
-        <w:rPr>
-          <w:b/>
-          <w:i w:val="0"/>
-          <w:sz w:val="21"/>
-        </w:rPr>
-        <w:t>Meine Termine - White-label Appointment Booking</w:t>
-      </w:r>
-    </w:p>
-    <w:p>
-      <w:pPr>
-        <w:spacing w:before="0" w:after="40"/>
-      </w:pPr>
-      <w:r>
-        <w:rPr>
-          <w:b w:val="0"/>
-          <w:i/>
-          <w:color w:val="444444"/>
-          <w:sz w:val="19"/>
-        </w:rPr>
-        <w:t>Next.js, React, TypeScript, Multi-tenant</w:t>
-      </w:r>
-    </w:p>
-    <w:p>
-      <w:pPr>
-        <w:spacing w:after="30"/>
-        <w:ind w:left="317" w:hanging="202"/>
-      </w:pPr>
-      <w:r>
-        <w:rPr>
-          <w:sz w:val="21"/>
-        </w:rPr>
-        <w:t>•  Top contributor with 116 of 281 commits, building the per-tenant booking flows that the Ludwig patient wizard was later built on.</w:t>
+        <w:t>•  Built web and mobile interfaces with Angular, Ionic, React, Next.js, and Flutter, including offline-first synchronization, multi-tenancy, PDF workflows, and Playwright testing.</w:t>
       </w:r>
     </w:p>
     <w:p>
@@ -708,6 +622,7 @@
       <w:pPr>
         <w:spacing w:after="30"/>
         <w:ind w:left="317" w:hanging="202"/>
+        <w:jc w:val="both"/>
       </w:pPr>
       <w:r>
         <w:rPr>
@@ -720,12 +635,66 @@
       <w:pPr>
         <w:spacing w:after="30"/>
         <w:ind w:left="317" w:hanging="202"/>
+        <w:jc w:val="both"/>
       </w:pPr>
       <w:r>
         <w:rPr>
           <w:sz w:val="21"/>
         </w:rPr>
         <w:t>•  Implemented attendance, leave-request and overtime tracking with automated reporting, replacing manual record-keeping.</w:t>
+      </w:r>
+    </w:p>
+    <w:p>
+      <w:pPr>
+        <w:spacing w:before="100" w:after="0"/>
+      </w:pPr>
+      <w:r>
+        <w:rPr>
+          <w:b/>
+          <w:i w:val="0"/>
+          <w:sz w:val="21"/>
+        </w:rPr>
+        <w:t>SandSeekers - Dubai Real Estate Platform</w:t>
+      </w:r>
+    </w:p>
+    <w:p>
+      <w:pPr>
+        <w:spacing w:before="0" w:after="40"/>
+      </w:pPr>
+      <w:r>
+        <w:rPr>
+          <w:b w:val="0"/>
+          <w:i/>
+          <w:color w:val="444444"/>
+          <w:sz w:val="19"/>
+        </w:rPr>
+        <w:t>Next.js, Node.js, MongoDB, Data Integrations</w:t>
+      </w:r>
+    </w:p>
+    <w:p>
+      <w:pPr>
+        <w:spacing w:after="30"/>
+        <w:ind w:left="317" w:hanging="202"/>
+        <w:jc w:val="both"/>
+      </w:pPr>
+      <w:r>
+        <w:rPr>
+          <w:sz w:val="21"/>
+        </w:rPr>
+        <w:t>•  Led end-to-end delivery of a residential and commercial property platform, owning architecture, the development team and client communication.</w:t>
+      </w:r>
+    </w:p>
+    <w:p>
+      <w:pPr>
+        <w:spacing w:after="30"/>
+        <w:ind w:left="317" w:hanging="202"/>
+        <w:jc w:val="both"/>
+      </w:pPr>
+      <w:r>
+        <w:rPr>
+          <w:sz w:val="21"/>
+        </w:rPr>
+        <w:t>•  Built a custom CRM for listings, leads and property-demo bookings.</w:t>
       </w:r>
     </w:p>
     <w:p>
@@ -820,6 +789,7 @@
       <w:pPr>
         <w:spacing w:after="30"/>
         <w:ind w:left="317" w:hanging="202"/>
+        <w:jc w:val="both"/>
       </w:pPr>
       <w:r>
         <w:rPr>
@@ -832,6 +802,7 @@
       <w:pPr>
         <w:spacing w:after="30"/>
         <w:ind w:left="317" w:hanging="202"/>
+        <w:jc w:val="both"/>
       </w:pPr>
       <w:r>
         <w:rPr>
@@ -844,6 +815,7 @@
       <w:pPr>
         <w:spacing w:after="30"/>
         <w:ind w:left="317" w:hanging="202"/>
+        <w:jc w:val="both"/>
       </w:pPr>
       <w:r>
         <w:rPr>
